--- a/flow/20230914_vu_template/drafts/2023-11-g/26-НД-Гл.1-Аліпія Стовпника.docx
+++ b/flow/20230914_vu_template/drafts/2023-11-g/26-НД-Гл.1-Аліпія Стовпника.docx
@@ -7642,120 +7642,6 @@
       </w:r>
     </w:p>
     <w:p>
-      <w:pPr>
-        <w:spacing w:after="120" w:lineRule="auto"/>
-        <w:jc w:val="both"/>
-        <w:rPr>
-          <w:rFonts w:ascii="Times New Roman" w:cs="Times New Roman" w:eastAsia="Times New Roman" w:hAnsi="Times New Roman"/>
-          <w:sz w:val="24"/>
-          <w:szCs w:val="24"/>
-        </w:rPr>
-      </w:pPr>
-      <w:r>
-        <w:rPr>
-          <w:rFonts w:ascii="Times New Roman" w:cs="Times New Roman" w:eastAsia="Times New Roman" w:hAnsi="Times New Roman"/>
-          <w:i w:val="1"/>
-          <w:color w:val="ff0000"/>
-          <w:sz w:val="24"/>
-          <w:szCs w:val="24"/>
-          <w:rtl w:val="0"/>
-        </w:rPr>
-        <w:t xml:space="preserve">(г. 1):</w:t>
-      </w:r>
-      <w:r>
-        <w:rPr>
-          <w:rFonts w:ascii="Times New Roman" w:cs="Times New Roman" w:eastAsia="Times New Roman" w:hAnsi="Times New Roman"/>
-          <w:color w:val="ff0000"/>
-          <w:sz w:val="24"/>
-          <w:szCs w:val="24"/>
-          <w:rtl w:val="0"/>
-        </w:rPr>
-        <w:t xml:space="preserve"> </w:t>
-      </w:r>
-      <w:r>
-        <w:rPr>
-          <w:rFonts w:ascii="Times New Roman" w:cs="Times New Roman" w:eastAsia="Times New Roman" w:hAnsi="Times New Roman"/>
-          <w:sz w:val="24"/>
-          <w:szCs w:val="24"/>
-          <w:rtl w:val="0"/>
-        </w:rPr>
-        <w:t xml:space="preserve">Хоч камінь запечатали юдеї* і воїни стерегли пречисте тіло Твоє,* воскрес Ти, тридневний Спасе,* даруючи світові життя.* Ради цього сили небесні взивали до Тебе, Життєдавче:* Слава воскресінню Твоєму, Христе,* слава царству Твоєму,* слава промислові Твоєму,* єдиний Чоловіколюбець.</w:t>
-      </w:r>
-    </w:p>
-    <w:p>
-      <w:pPr>
-        <w:spacing w:after="120" w:lineRule="auto"/>
-        <w:jc w:val="both"/>
-        <w:rPr>
-          <w:rFonts w:ascii="Times New Roman" w:cs="Times New Roman" w:eastAsia="Times New Roman" w:hAnsi="Times New Roman"/>
-          <w:i w:val="1"/>
-          <w:sz w:val="24"/>
-          <w:szCs w:val="24"/>
-        </w:rPr>
-      </w:pPr>
-      <w:r>
-        <w:rPr>
-          <w:rFonts w:ascii="Times New Roman" w:cs="Times New Roman" w:eastAsia="Times New Roman" w:hAnsi="Times New Roman"/>
-          <w:b w:val="1"/>
-          <w:sz w:val="24"/>
-          <w:szCs w:val="24"/>
-          <w:rtl w:val="0"/>
-        </w:rPr>
-        <w:t xml:space="preserve">Слава: </w:t>
-      </w:r>
-      <w:r>
-        <w:rPr>
-          <w:rtl w:val="0"/>
-        </w:rPr>
-      </w:r>
-    </w:p>
-    <w:p>
-      <w:pPr>
-        <w:spacing w:after="120" w:lineRule="auto"/>
-        <w:jc w:val="both"/>
-        <w:rPr>
-          <w:rFonts w:ascii="Times New Roman" w:cs="Times New Roman" w:eastAsia="Times New Roman" w:hAnsi="Times New Roman"/>
-          <w:sz w:val="24"/>
-          <w:szCs w:val="24"/>
-        </w:rPr>
-      </w:pPr>
-      <w:r>
-        <w:rPr>
-          <w:rFonts w:ascii="Times New Roman" w:cs="Times New Roman" w:eastAsia="Times New Roman" w:hAnsi="Times New Roman"/>
-          <w:b w:val="1"/>
-          <w:sz w:val="24"/>
-          <w:szCs w:val="24"/>
-          <w:rtl w:val="0"/>
-        </w:rPr>
-        <w:t xml:space="preserve">І нині:</w:t>
-      </w:r>
-      <w:r>
-        <w:rPr>
-          <w:rFonts w:ascii="Times New Roman" w:cs="Times New Roman" w:eastAsia="Times New Roman" w:hAnsi="Times New Roman"/>
-          <w:sz w:val="24"/>
-          <w:szCs w:val="24"/>
-          <w:rtl w:val="0"/>
-        </w:rPr>
-        <w:t xml:space="preserve"> </w:t>
-      </w:r>
-    </w:p>
-    <w:p>
-      <w:pPr>
-        <w:spacing w:after="120" w:lineRule="auto"/>
-        <w:jc w:val="both"/>
-        <w:rPr>
-          <w:rFonts w:ascii="Times New Roman" w:cs="Times New Roman" w:eastAsia="Times New Roman" w:hAnsi="Times New Roman"/>
-          <w:sz w:val="24"/>
-          <w:szCs w:val="24"/>
-        </w:rPr>
-      </w:pPr>
-      <w:r>
-        <w:rPr>
-          <w:rtl w:val="0"/>
-        </w:rPr>
-      </w:r>
-    </w:p>
-    <w:p>
       <w:pPr/>
       <w:r>
         <w:rPr>
@@ -7793,6 +7679,14 @@
       <w:r>
         <w:rPr>
           <w:rFonts w:ascii="Times New Roman" w:hAnsi="Times New Roman"/>
+          <w:b/>
+          <w:sz w:val="24"/>
+        </w:rPr>
+        <w:t xml:space="preserve">Слава: </w:t>
+      </w:r>
+      <w:r>
+        <w:rPr>
+          <w:rFonts w:ascii="Times New Roman" w:hAnsi="Times New Roman"/>
           <w:i/>
           <w:color w:val="FF0000"/>
           <w:sz w:val="24"/>
@@ -7818,7 +7712,9 @@
       <w:pPr/>
       <w:r>
         <w:rPr>
+          <w:rFonts w:ascii="Times New Roman" w:hAnsi="Times New Roman"/>
           <w:b/>
+          <w:sz w:val="24"/>
         </w:rPr>
         <w:t xml:space="preserve">І нині: </w:t>
       </w:r>
@@ -7826,6 +7722,9 @@
         <w:rPr/>
         <w:t>богородичний</w:t>
       </w:r>
+    </w:p>
+    <w:p>
+      <w:pPr/>
     </w:p>
     <w:p>
       <w:pPr>
@@ -12535,195 +12434,6 @@
       </w:r>
     </w:p>
     <w:p>
-      <w:pPr>
-        <w:spacing w:after="120" w:lineRule="auto"/>
-        <w:jc w:val="both"/>
-        <w:rPr>
-          <w:rFonts w:ascii="Times New Roman" w:cs="Times New Roman" w:eastAsia="Times New Roman" w:hAnsi="Times New Roman"/>
-          <w:sz w:val="24"/>
-          <w:szCs w:val="24"/>
-        </w:rPr>
-      </w:pPr>
-      <w:r>
-        <w:rPr>
-          <w:rFonts w:ascii="Times New Roman" w:cs="Times New Roman" w:eastAsia="Times New Roman" w:hAnsi="Times New Roman"/>
-          <w:i w:val="1"/>
-          <w:color w:val="ff0000"/>
-          <w:sz w:val="24"/>
-          <w:szCs w:val="24"/>
-          <w:rtl w:val="0"/>
-        </w:rPr>
-        <w:t xml:space="preserve">(г. 1):</w:t>
-      </w:r>
-      <w:r>
-        <w:rPr>
-          <w:rFonts w:ascii="Times New Roman" w:cs="Times New Roman" w:eastAsia="Times New Roman" w:hAnsi="Times New Roman"/>
-          <w:color w:val="ff0000"/>
-          <w:sz w:val="24"/>
-          <w:szCs w:val="24"/>
-          <w:rtl w:val="0"/>
-        </w:rPr>
-        <w:t xml:space="preserve"> </w:t>
-      </w:r>
-      <w:r>
-        <w:rPr>
-          <w:rFonts w:ascii="Times New Roman" w:cs="Times New Roman" w:eastAsia="Times New Roman" w:hAnsi="Times New Roman"/>
-          <w:sz w:val="24"/>
-          <w:szCs w:val="24"/>
-          <w:rtl w:val="0"/>
-        </w:rPr>
-        <w:t xml:space="preserve">Хоч камінь запечатали юдеї* і воїни стерегли пречисте тіло Твоє,* воскрес Ти, тридневний Спасе,* даруючи світові життя.* Ради цього сили небесні взивали до Тебе, Життєдавче:* Слава воскресінню Твоєму, Христе,* слава царству Твоєму,* слава промислові Твоєму,* єдиний Чоловіколюбець. </w:t>
-      </w:r>
-      <w:r>
-        <w:rPr>
-          <w:rFonts w:ascii="Times New Roman" w:cs="Times New Roman" w:eastAsia="Times New Roman" w:hAnsi="Times New Roman"/>
-          <w:i w:val="1"/>
-          <w:color w:val="ff0000"/>
-          <w:sz w:val="24"/>
-          <w:szCs w:val="24"/>
-          <w:rtl w:val="0"/>
-        </w:rPr>
-        <w:t xml:space="preserve">(2 р.)</w:t>
-      </w:r>
-      <w:r>
-        <w:rPr>
-          <w:rtl w:val="0"/>
-        </w:rPr>
-      </w:r>
-    </w:p>
-    <w:p>
-      <w:pPr>
-        <w:spacing w:after="120" w:lineRule="auto"/>
-        <w:jc w:val="both"/>
-        <w:rPr>
-          <w:rFonts w:ascii="Times New Roman" w:cs="Times New Roman" w:eastAsia="Times New Roman" w:hAnsi="Times New Roman"/>
-          <w:b w:val="1"/>
-          <w:sz w:val="24"/>
-          <w:szCs w:val="24"/>
-        </w:rPr>
-      </w:pPr>
-      <w:r>
-        <w:rPr>
-          <w:rtl w:val="0"/>
-        </w:rPr>
-      </w:r>
-    </w:p>
-    <w:p>
-      <w:pPr>
-        <w:spacing w:after="120" w:lineRule="auto"/>
-        <w:jc w:val="both"/>
-        <w:rPr>
-          <w:rFonts w:ascii="Times New Roman" w:cs="Times New Roman" w:eastAsia="Times New Roman" w:hAnsi="Times New Roman"/>
-          <w:i w:val="1"/>
-          <w:sz w:val="24"/>
-          <w:szCs w:val="24"/>
-        </w:rPr>
-      </w:pPr>
-      <w:r>
-        <w:rPr>
-          <w:rFonts w:ascii="Times New Roman" w:cs="Times New Roman" w:eastAsia="Times New Roman" w:hAnsi="Times New Roman"/>
-          <w:b w:val="1"/>
-          <w:sz w:val="24"/>
-          <w:szCs w:val="24"/>
-          <w:rtl w:val="0"/>
-        </w:rPr>
-        <w:t xml:space="preserve">Слава: </w:t>
-      </w:r>
-      <w:r>
-        <w:rPr>
-          <w:rtl w:val="0"/>
-        </w:rPr>
-      </w:r>
-    </w:p>
-    <w:p>
-      <w:pPr>
-        <w:spacing w:after="120" w:lineRule="auto"/>
-        <w:jc w:val="both"/>
-        <w:rPr>
-          <w:rFonts w:ascii="Times New Roman" w:cs="Times New Roman" w:eastAsia="Times New Roman" w:hAnsi="Times New Roman"/>
-          <w:sz w:val="24"/>
-          <w:szCs w:val="24"/>
-        </w:rPr>
-      </w:pPr>
-      <w:r>
-        <w:rPr>
-          <w:rFonts w:ascii="Times New Roman" w:cs="Times New Roman" w:eastAsia="Times New Roman" w:hAnsi="Times New Roman"/>
-          <w:b w:val="1"/>
-          <w:sz w:val="24"/>
-          <w:szCs w:val="24"/>
-          <w:rtl w:val="0"/>
-        </w:rPr>
-        <w:t xml:space="preserve">І нині:</w:t>
-      </w:r>
-      <w:r>
-        <w:rPr>
-          <w:rFonts w:ascii="Times New Roman" w:cs="Times New Roman" w:eastAsia="Times New Roman" w:hAnsi="Times New Roman"/>
-          <w:sz w:val="24"/>
-          <w:szCs w:val="24"/>
-          <w:rtl w:val="0"/>
-        </w:rPr>
-        <w:t xml:space="preserve"> </w:t>
-      </w:r>
-    </w:p>
-    <w:p>
-      <w:pPr>
-        <w:spacing w:after="120" w:lineRule="auto"/>
-        <w:jc w:val="both"/>
-        <w:rPr>
-          <w:rFonts w:ascii="Times New Roman" w:cs="Times New Roman" w:eastAsia="Times New Roman" w:hAnsi="Times New Roman"/>
-          <w:sz w:val="24"/>
-          <w:szCs w:val="24"/>
-        </w:rPr>
-      </w:pPr>
-      <w:r>
-        <w:rPr>
-          <w:rtl w:val="0"/>
-        </w:rPr>
-      </w:r>
-    </w:p>
-    <w:p>
-      <w:pPr>
-        <w:spacing w:after="120" w:lineRule="auto"/>
-        <w:jc w:val="both"/>
-        <w:rPr>
-          <w:rFonts w:ascii="Times New Roman" w:cs="Times New Roman" w:eastAsia="Times New Roman" w:hAnsi="Times New Roman"/>
-          <w:i w:val="1"/>
-          <w:color w:val="ff0000"/>
-          <w:sz w:val="24"/>
-          <w:szCs w:val="24"/>
-        </w:rPr>
-      </w:pPr>
-      <w:r>
-        <w:rPr>
-          <w:rFonts w:ascii="Times New Roman" w:cs="Times New Roman" w:eastAsia="Times New Roman" w:hAnsi="Times New Roman"/>
-          <w:i w:val="1"/>
-          <w:color w:val="ff0000"/>
-          <w:sz w:val="24"/>
-          <w:szCs w:val="24"/>
-          <w:rtl w:val="0"/>
-        </w:rPr>
-        <w:t xml:space="preserve">По тропарях читає читець чергову катизму, після якої диякон перед св. дверми виголошує:</w:t>
-      </w:r>
-    </w:p>
-    <w:p>
-      <w:pPr>
-        <w:spacing w:after="120" w:lineRule="auto"/>
-        <w:jc w:val="both"/>
-        <w:rPr>
-          <w:rFonts w:ascii="Times New Roman" w:cs="Times New Roman" w:eastAsia="Times New Roman" w:hAnsi="Times New Roman"/>
-          <w:i w:val="1"/>
-          <w:color w:val="000000"/>
-          <w:sz w:val="24"/>
-          <w:szCs w:val="24"/>
-        </w:rPr>
-      </w:pPr>
-      <w:r>
-        <w:rPr>
-          <w:rtl w:val="0"/>
-        </w:rPr>
-      </w:r>
-    </w:p>
-    <w:p>
       <w:pPr/>
       <w:r>
         <w:rPr>
@@ -12761,6 +12471,14 @@
       <w:r>
         <w:rPr>
           <w:rFonts w:ascii="Times New Roman" w:hAnsi="Times New Roman"/>
+          <w:b/>
+          <w:sz w:val="24"/>
+        </w:rPr>
+        <w:t xml:space="preserve">Слава: </w:t>
+      </w:r>
+      <w:r>
+        <w:rPr>
+          <w:rFonts w:ascii="Times New Roman" w:hAnsi="Times New Roman"/>
           <w:i/>
           <w:color w:val="FF0000"/>
           <w:sz w:val="24"/>
@@ -12786,7 +12504,9 @@
       <w:pPr/>
       <w:r>
         <w:rPr>
+          <w:rFonts w:ascii="Times New Roman" w:hAnsi="Times New Roman"/>
           <w:b/>
+          <w:sz w:val="24"/>
         </w:rPr>
         <w:t xml:space="preserve">І нині: </w:t>
       </w:r>
@@ -12794,6 +12514,9 @@
         <w:rPr/>
         <w:t>богородичний</w:t>
       </w:r>
+    </w:p>
+    <w:p>
+      <w:pPr/>
     </w:p>
     <w:p>
       <w:pPr>

--- a/flow/20230914_vu_template/drafts/2023-11-g/26-НД-Гл.1-Аліпія Стовпника.docx
+++ b/flow/20230914_vu_template/drafts/2023-11-g/26-НД-Гл.1-Аліпія Стовпника.docx
@@ -7642,7 +7642,9 @@
       </w:r>
     </w:p>
     <w:p>
-      <w:pPr/>
+      <w:pPr>
+        <w:pStyle w:val="a"/>
+      </w:pPr>
       <w:r>
         <w:rPr>
           <w:rFonts w:ascii="Times New Roman" w:hAnsi="Times New Roman"/>
@@ -7675,7 +7677,9 @@
       </w:r>
     </w:p>
     <w:p>
-      <w:pPr/>
+      <w:pPr>
+        <w:pStyle w:val="a"/>
+      </w:pPr>
       <w:r>
         <w:rPr>
           <w:rFonts w:ascii="Times New Roman" w:hAnsi="Times New Roman"/>
@@ -7709,7 +7713,9 @@
       </w:r>
     </w:p>
     <w:p>
-      <w:pPr/>
+      <w:pPr>
+        <w:pStyle w:val="a"/>
+      </w:pPr>
       <w:r>
         <w:rPr>
           <w:rFonts w:ascii="Times New Roman" w:hAnsi="Times New Roman"/>
@@ -7719,12 +7725,68 @@
         <w:t xml:space="preserve">І нині: </w:t>
       </w:r>
       <w:r>
-        <w:rPr/>
-        <w:t>богородичний</w:t>
-      </w:r>
-    </w:p>
-    <w:p>
-      <w:pPr/>
+        <w:rPr>
+          <w:rFonts w:ascii="Times New Roman" w:hAnsi="Times New Roman"/>
+          <w:i/>
+          <w:color w:val="FF0000"/>
+          <w:sz w:val="24"/>
+        </w:rPr>
+        <w:t xml:space="preserve">Богородичний (г. 4): </w:t>
+      </w:r>
+      <w:r>
+        <w:rPr>
+          <w:rFonts w:ascii="Times New Roman" w:hAnsi="Times New Roman"/>
+          <w:sz w:val="24"/>
+        </w:rPr>
+        <w:t xml:space="preserve">Таємниця споконвіку закрита й ангелам незнана:* через тебе, Богородице, Бог землянам появився,* прийнявши в </w:t>
+      </w:r>
+      <w:r>
+        <w:rPr>
+          <w:rFonts w:ascii="Times New Roman" w:hAnsi="Times New Roman"/>
+          <w:sz w:val="24"/>
+        </w:rPr>
+        <w:t>незлитній</w:t>
+      </w:r>
+      <w:r>
+        <w:rPr>
+          <w:rFonts w:ascii="Times New Roman" w:hAnsi="Times New Roman"/>
+          <w:sz w:val="24"/>
+        </w:rPr>
+        <w:t xml:space="preserve"> сполуці тіло* і витерпівши задля нас добровільно хрест;* ним він воскресив </w:t>
+      </w:r>
+      <w:r>
+        <w:rPr>
+          <w:rFonts w:ascii="Times New Roman" w:hAnsi="Times New Roman"/>
+          <w:sz w:val="24"/>
+        </w:rPr>
+        <w:t>первоствореного</w:t>
+      </w:r>
+      <w:r>
+        <w:rPr>
+          <w:rFonts w:ascii="Times New Roman" w:hAnsi="Times New Roman"/>
+          <w:sz w:val="24"/>
+        </w:rPr>
+        <w:t xml:space="preserve">* і спас від </w:t>
+      </w:r>
+      <w:r>
+        <w:rPr>
+          <w:rFonts w:ascii="Times New Roman" w:hAnsi="Times New Roman"/>
+          <w:sz w:val="24"/>
+        </w:rPr>
+        <w:t>смерти</w:t>
+      </w:r>
+      <w:r>
+        <w:rPr>
+          <w:rFonts w:ascii="Times New Roman" w:hAnsi="Times New Roman"/>
+          <w:sz w:val="24"/>
+        </w:rPr>
+        <w:t xml:space="preserve"> душі наші.</w:t>
+      </w:r>
+    </w:p>
+    <w:p>
+      <w:pPr>
+        <w:pStyle w:val="a"/>
+      </w:pPr>
     </w:p>
     <w:p>
       <w:pPr>
@@ -12434,7 +12496,9 @@
       </w:r>
     </w:p>
     <w:p>
-      <w:pPr/>
+      <w:pPr>
+        <w:pStyle w:val="a"/>
+      </w:pPr>
       <w:r>
         <w:rPr>
           <w:rFonts w:ascii="Times New Roman" w:hAnsi="Times New Roman"/>
@@ -12467,7 +12531,9 @@
       </w:r>
     </w:p>
     <w:p>
-      <w:pPr/>
+      <w:pPr>
+        <w:pStyle w:val="a"/>
+      </w:pPr>
       <w:r>
         <w:rPr>
           <w:rFonts w:ascii="Times New Roman" w:hAnsi="Times New Roman"/>
@@ -12501,7 +12567,9 @@
       </w:r>
     </w:p>
     <w:p>
-      <w:pPr/>
+      <w:pPr>
+        <w:pStyle w:val="a"/>
+      </w:pPr>
       <w:r>
         <w:rPr>
           <w:rFonts w:ascii="Times New Roman" w:hAnsi="Times New Roman"/>
@@ -12511,12 +12579,40 @@
         <w:t xml:space="preserve">І нині: </w:t>
       </w:r>
       <w:r>
-        <w:rPr/>
-        <w:t>богородичний</w:t>
-      </w:r>
-    </w:p>
-    <w:p>
-      <w:pPr/>
+        <w:rPr>
+          <w:rFonts w:ascii="Times New Roman" w:hAnsi="Times New Roman"/>
+          <w:i/>
+          <w:color w:val="FF0000"/>
+          <w:sz w:val="24"/>
+        </w:rPr>
+        <w:t xml:space="preserve">Богородичний (г. 4): </w:t>
+      </w:r>
+      <w:r>
+        <w:rPr>
+          <w:rFonts w:ascii="Times New Roman" w:hAnsi="Times New Roman"/>
+          <w:sz w:val="24"/>
+        </w:rPr>
+        <w:t xml:space="preserve">Коли Гавриїл звістив тобі, Діво: Радуйся!* – то з цим голосом прийняв тіло Владика в тобі, святім </w:t>
+      </w:r>
+      <w:r>
+        <w:rPr>
+          <w:rFonts w:ascii="Times New Roman" w:hAnsi="Times New Roman"/>
+          <w:sz w:val="24"/>
+        </w:rPr>
+        <w:t>кивоті</w:t>
+      </w:r>
+      <w:r>
+        <w:rPr>
+          <w:rFonts w:ascii="Times New Roman" w:hAnsi="Times New Roman"/>
+          <w:sz w:val="24"/>
+        </w:rPr>
+        <w:t>,* як мовив праведний Давид,* і ти з'явилася просторішою небес, носивши Творця свого.* Слава тому, що поселився в тобі!* Слава тому, що вийшов з тебе!* Слава тому, що визволив нас народженням твоїм!</w:t>
+      </w:r>
+    </w:p>
+    <w:p>
+      <w:pPr>
+        <w:pStyle w:val="a"/>
+      </w:pPr>
     </w:p>
     <w:p>
       <w:pPr>
